--- a/backend/data/samples/resumes/park_resume.docx
+++ b/backend/data/samples/resumes/park_resume.docx
@@ -842,7 +842,7 @@
   <w:docDefaults>
     <w:rPrDefault>
       <w:rPr>
-        <w:rFonts w:asciiTheme="minorHAnsi" w:eastAsiaTheme="minorEastAsia" w:hAnsiTheme="minorHAnsi" w:cstheme="minorBidi"/>
+        <w:rFonts w:ascii="맑은 고딕" w:hAnsi="맑은 고딕" w:eastAsia="맑은 고딕" w:cs="맑은 고딕"/>
         <w:sz w:val="22"/>
         <w:szCs w:val="22"/>
         <w:lang w:val="en-US" w:eastAsia="en-US" w:bidi="ar-SA"/>
@@ -997,6 +997,9 @@
     <w:name w:val="Normal"/>
     <w:qFormat/>
     <w:rsid w:val="00FC693F"/>
+    <w:rPr>
+      <w:rFonts w:ascii="맑은 고딕" w:hAnsi="맑은 고딕" w:eastAsia="맑은 고딕" w:cs="맑은 고딕"/>
+    </w:rPr>
   </w:style>
   <w:style w:type="paragraph" w:styleId="Header">
     <w:name w:val="header"/>
@@ -1057,7 +1060,7 @@
       <w:outlineLvl w:val="0"/>
     </w:pPr>
     <w:rPr>
-      <w:rFonts w:asciiTheme="majorHAnsi" w:eastAsiaTheme="majorEastAsia" w:hAnsiTheme="majorHAnsi" w:cstheme="majorBidi"/>
+      <w:rFonts w:ascii="맑은 고딕" w:hAnsi="맑은 고딕" w:eastAsia="맑은 고딕" w:cs="맑은 고딕"/>
       <w:b/>
       <w:bCs/>
       <w:color w:val="365F91" w:themeColor="accent1" w:themeShade="BF"/>
@@ -1081,7 +1084,7 @@
       <w:outlineLvl w:val="1"/>
     </w:pPr>
     <w:rPr>
-      <w:rFonts w:asciiTheme="majorHAnsi" w:eastAsiaTheme="majorEastAsia" w:hAnsiTheme="majorHAnsi" w:cstheme="majorBidi"/>
+      <w:rFonts w:ascii="맑은 고딕" w:hAnsi="맑은 고딕" w:eastAsia="맑은 고딕" w:cs="맑은 고딕"/>
       <w:b/>
       <w:bCs/>
       <w:color w:val="4F81BD" w:themeColor="accent1"/>
@@ -1941,6 +1944,9 @@
     <w:pPr>
       <w:spacing w:after="0" w:line="240" w:lineRule="auto"/>
     </w:pPr>
+    <w:rPr>
+      <w:rFonts w:ascii="맑은 고딕" w:hAnsi="맑은 고딕" w:eastAsia="맑은 고딕" w:cs="맑은 고딕"/>
+    </w:rPr>
     <w:tblPr>
       <w:tblInd w:w="0" w:type="dxa"/>
       <w:tblBorders>
